--- a/docs/word-files/06_test_plan_and_results.docx
+++ b/docs/word-files/06_test_plan_and_results.docx
@@ -25,7 +25,7 @@
         <w:pStyle w:val="FirstParagraph"/>
       </w:pPr>
       <w:r>
-        <w:t xml:space="preserve">This document defines how the system is tested, shows which tests cover each control rule, scenario and requirement group, and records the results. It covers everything built up to and including the controls, review, reporting and reviewer interface. The measured evaluation of matching quality (all brief section 11 metrics, performance by confidence band, error analysis) is reported separately in the Evaluation Report; this document records only the tests that guard it.</w:t>
+        <w:t xml:space="preserve">This document defines how the system is tested, shows which tests cover each control rule, scenario and requirement group, and records the results. It covers the whole system, including the evaluator. The measured results of the evaluation (all brief section 11 metrics, performance by confidence band, error analysis) are reported in DOC-07 Evaluation Report; this document records the tests that guard them.</w:t>
       </w:r>
     </w:p>
     <w:bookmarkEnd w:id="20"/>
@@ -125,7 +125,7 @@
               <w:jc w:val="left"/>
             </w:pPr>
             <w:r>
-              <w:t xml:space="preserve">Domain and control functions on fixed inputs: rules, features, scoring, calibration, risk, explanations, statement arithmetic, permissions, separation of duties, state models</w:t>
+              <w:t xml:space="preserve">Domain and control functions on fixed inputs: rules, features, scoring, calibration, risk, explanations, statement arithmetic, permissions, separation of duties, state models, audit completeness rules</w:t>
             </w:r>
           </w:p>
         </w:tc>
@@ -149,7 +149,7 @@
               <w:jc w:val="right"/>
             </w:pPr>
             <w:r>
-              <w:t xml:space="preserve">70</w:t>
+              <w:t xml:space="preserve">71</w:t>
             </w:r>
           </w:p>
         </w:tc>
@@ -175,7 +175,7 @@
               <w:jc w:val="left"/>
             </w:pPr>
             <w:r>
-              <w:t xml:space="preserve">Services against a real database, and the web layer through view functions and HTTP routes</w:t>
+              <w:t xml:space="preserve">Services against a real database, the web layer through view functions and HTTP routes, and the evaluator</w:t>
             </w:r>
           </w:p>
         </w:tc>
@@ -199,7 +199,7 @@
               <w:jc w:val="right"/>
             </w:pPr>
             <w:r>
-              <w:t xml:space="preserve">73</w:t>
+              <w:t xml:space="preserve">78</w:t>
             </w:r>
           </w:p>
         </w:tc>
@@ -249,7 +249,7 @@
               <w:jc w:val="right"/>
             </w:pPr>
             <w:r>
-              <w:t xml:space="preserve">64</w:t>
+              <w:t xml:space="preserve">65</w:t>
             </w:r>
           </w:p>
         </w:tc>
@@ -375,7 +375,7 @@
               <w:jc w:val="left"/>
             </w:pPr>
             <w:r>
-              <w:t xml:space="preserve">Same seed and data give the same results; parameters are frozen on the run</w:t>
+              <w:t xml:space="preserve">Same seed and data give the same results; parameters are frozen on the run; the timing sample is seeded</w:t>
             </w:r>
           </w:p>
         </w:tc>
@@ -399,7 +399,7 @@
               <w:jc w:val="right"/>
             </w:pPr>
             <w:r>
-              <w:t xml:space="preserve">2</w:t>
+              <w:t xml:space="preserve">3</w:t>
             </w:r>
           </w:p>
         </w:tc>
@@ -449,7 +449,7 @@
                 <w:bCs/>
                 <w:b/>
               </w:rPr>
-              <w:t xml:space="preserve">224</w:t>
+              <w:t xml:space="preserve">232</w:t>
             </w:r>
           </w:p>
         </w:tc>
@@ -1489,6 +1489,47 @@
               <w:rPr>
                 <w:rStyle w:val="VerbatimChar"/>
               </w:rPr>
+              <w:t xml:space="preserve">test_evaluation.py</w:t>
+            </w:r>
+          </w:p>
+        </w:tc>
+        <w:tc>
+          <w:tcPr/>
+          <w:p>
+            <w:pPr>
+              <w:pStyle w:val="Compact"/>
+              <w:jc w:val="left"/>
+            </w:pPr>
+            <w:r>
+              <w:t xml:space="preserve">The evaluator: figures pinned to the benchmarks, review measures, audit completeness rules, timing sample, never writes to the working database</w:t>
+            </w:r>
+          </w:p>
+        </w:tc>
+        <w:tc>
+          <w:tcPr/>
+          <w:p>
+            <w:pPr>
+              <w:pStyle w:val="Compact"/>
+              <w:jc w:val="right"/>
+            </w:pPr>
+            <w:r>
+              <w:t xml:space="preserve">8</w:t>
+            </w:r>
+          </w:p>
+        </w:tc>
+      </w:tr>
+      <w:tr>
+        <w:tc>
+          <w:tcPr/>
+          <w:p>
+            <w:pPr>
+              <w:pStyle w:val="Compact"/>
+              <w:jc w:val="left"/>
+            </w:pPr>
+            <w:r>
+              <w:rPr>
+                <w:rStyle w:val="VerbatimChar"/>
+              </w:rPr>
               <w:t xml:space="preserve">test_cli.py</w:t>
             </w:r>
           </w:p>
@@ -3088,7 +3129,10 @@
               <w:jc w:val="left"/>
             </w:pPr>
             <w:r>
-              <w:t xml:space="preserve">Evaluation stage</w:t>
+              <w:rPr>
+                <w:rStyle w:val="VerbatimChar"/>
+              </w:rPr>
+              <w:t xml:space="preserve">test_evaluation.py</w:t>
             </w:r>
           </w:p>
         </w:tc>
@@ -3169,7 +3213,7 @@
                 <w:bCs/>
                 <w:b/>
               </w:rPr>
-              <w:t xml:space="preserve">224 passed, 0 failed</w:t>
+              <w:t xml:space="preserve">232 passed, 0 failed</w:t>
             </w:r>
           </w:p>
         </w:tc>
@@ -3195,7 +3239,7 @@
               <w:jc w:val="left"/>
             </w:pPr>
             <w:r>
-              <w:t xml:space="preserve">About 90 seconds on a laptop; the complete-reconciliation tests take most of it</w:t>
+              <w:t xml:space="preserve">About 95 seconds on a laptop; the complete-reconciliation tests take most of it</w:t>
             </w:r>
           </w:p>
         </w:tc>
@@ -3309,57 +3353,57 @@
               <w:jc w:val="left"/>
             </w:pPr>
             <w:r>
-              <w:t xml:space="preserve">Precision 1.0000, no incorrect match</w:t>
-            </w:r>
-          </w:p>
-        </w:tc>
-        <w:tc>
-          <w:tcPr/>
-          <w:p>
-            <w:pPr>
-              <w:pStyle w:val="Compact"/>
-              <w:jc w:val="left"/>
-            </w:pPr>
-            <w:r>
-              <w:t xml:space="preserve">TC-S-001</w:t>
-            </w:r>
-          </w:p>
-        </w:tc>
-      </w:tr>
-      <w:tr>
-        <w:tc>
-          <w:tcPr/>
-          <w:p>
-            <w:pPr>
-              <w:pStyle w:val="Compact"/>
-              <w:jc w:val="left"/>
-            </w:pPr>
-            <w:r>
-              <w:t xml:space="preserve">Hybrid layer</w:t>
-            </w:r>
-          </w:p>
-        </w:tc>
-        <w:tc>
-          <w:tcPr/>
-          <w:p>
-            <w:pPr>
-              <w:pStyle w:val="Compact"/>
-              <w:jc w:val="left"/>
-            </w:pPr>
-            <w:r>
-              <w:t xml:space="preserve">Every scored match correct; finds matches the rules cannot</w:t>
-            </w:r>
-          </w:p>
-        </w:tc>
-        <w:tc>
-          <w:tcPr/>
-          <w:p>
-            <w:pPr>
-              <w:pStyle w:val="Compact"/>
-              <w:jc w:val="left"/>
-            </w:pPr>
-            <w:r>
-              <w:t xml:space="preserve">TC-H-001, TC-H-002</w:t>
+              <w:t xml:space="preserve">Precision 1.0000 (390/390), recall 0.6866</w:t>
+            </w:r>
+          </w:p>
+        </w:tc>
+        <w:tc>
+          <w:tcPr/>
+          <w:p>
+            <w:pPr>
+              <w:pStyle w:val="Compact"/>
+              <w:jc w:val="left"/>
+            </w:pPr>
+            <w:r>
+              <w:t xml:space="preserve">TC-S-001, TC-I-074</w:t>
+            </w:r>
+          </w:p>
+        </w:tc>
+      </w:tr>
+      <w:tr>
+        <w:tc>
+          <w:tcPr/>
+          <w:p>
+            <w:pPr>
+              <w:pStyle w:val="Compact"/>
+              <w:jc w:val="left"/>
+            </w:pPr>
+            <w:r>
+              <w:t xml:space="preserve">Rules plus scoring</w:t>
+            </w:r>
+          </w:p>
+        </w:tc>
+        <w:tc>
+          <w:tcPr/>
+          <w:p>
+            <w:pPr>
+              <w:pStyle w:val="Compact"/>
+              <w:jc w:val="left"/>
+            </w:pPr>
+            <w:r>
+              <w:t xml:space="preserve">Precision 1.0000 (556/556), recall 0.9789 (556/568); hypothetical false automatic match rate 0/467</w:t>
+            </w:r>
+          </w:p>
+        </w:tc>
+        <w:tc>
+          <w:tcPr/>
+          <w:p>
+            <w:pPr>
+              <w:pStyle w:val="Compact"/>
+              <w:jc w:val="left"/>
+            </w:pPr>
+            <w:r>
+              <w:t xml:space="preserve">TC-H-001, TC-H-002, TC-I-074, TC-I-075</w:t>
             </w:r>
           </w:p>
         </w:tc>
@@ -3923,6 +3967,44 @@
           </w:p>
         </w:tc>
       </w:tr>
+      <w:tr>
+        <w:tc>
+          <w:tcPr/>
+          <w:p>
+            <w:pPr>
+              <w:pStyle w:val="Compact"/>
+              <w:jc w:val="left"/>
+            </w:pPr>
+            <w:r>
+              <w:t xml:space="preserve">The calibration benchmark passed calibrated confidence through the calibrator again, reporting an error of 0.0836 instead of 0.1234</w:t>
+            </w:r>
+          </w:p>
+        </w:tc>
+        <w:tc>
+          <w:tcPr/>
+          <w:p>
+            <w:pPr>
+              <w:pStyle w:val="Compact"/>
+              <w:jc w:val="left"/>
+            </w:pPr>
+            <w:r>
+              <w:t xml:space="preserve">Writing the evaluator’s calibration measure</w:t>
+            </w:r>
+          </w:p>
+        </w:tc>
+        <w:tc>
+          <w:tcPr/>
+          <w:p>
+            <w:pPr>
+              <w:pStyle w:val="Compact"/>
+              <w:jc w:val="left"/>
+            </w:pPr>
+            <w:r>
+              <w:t xml:space="preserve">Both now assess the raw score once; figures pinned by TC-I-074</w:t>
+            </w:r>
+          </w:p>
+        </w:tc>
+      </w:tr>
     </w:tbl>
     <w:bookmarkEnd w:id="28"/>
     <w:bookmarkStart w:id="29" w:name="not-covered-and-why"/>
@@ -4099,7 +4181,7 @@
               <w:jc w:val="left"/>
             </w:pPr>
             <w:r>
-              <w:t xml:space="preserve">Measured in timed review sessions and reported in the Evaluation Report (DD-04); the suite only checks that timings are recorded (TC-I-015)</w:t>
+              <w:t xml:space="preserve">Measured in timed review sessions and reported in DOC-07 (DD-04); the suite checks that timings are recorded and attributed (TC-I-015, TC-I-076)</w:t>
             </w:r>
           </w:p>
         </w:tc>
@@ -4125,7 +4207,7 @@
               <w:jc w:val="left"/>
             </w:pPr>
             <w:r>
-              <w:t xml:space="preserve">Reported in the Evaluation Report; the suite guards the figures that must not regress</w:t>
+              <w:t xml:space="preserve">Measured by the evaluator and reported in DOC-07; the suite pins the figures that must not regress</w:t>
             </w:r>
           </w:p>
         </w:tc>

--- a/docs/word-files/06_test_plan_and_results.docx
+++ b/docs/word-files/06_test_plan_and_results.docx
@@ -149,7 +149,7 @@
               <w:jc w:val="right"/>
             </w:pPr>
             <w:r>
-              <w:t xml:space="preserve">71</w:t>
+              <w:t xml:space="preserve">76</w:t>
             </w:r>
           </w:p>
         </w:tc>
@@ -199,7 +199,7 @@
               <w:jc w:val="right"/>
             </w:pPr>
             <w:r>
-              <w:t xml:space="preserve">78</w:t>
+              <w:t xml:space="preserve">90</w:t>
             </w:r>
           </w:p>
         </w:tc>
@@ -249,7 +249,7 @@
               <w:jc w:val="right"/>
             </w:pPr>
             <w:r>
-              <w:t xml:space="preserve">65</w:t>
+              <w:t xml:space="preserve">70</w:t>
             </w:r>
           </w:p>
         </w:tc>
@@ -449,7 +449,7 @@
                 <w:bCs/>
                 <w:b/>
               </w:rPr>
-              <w:t xml:space="preserve">232</w:t>
+              <w:t xml:space="preserve">254</w:t>
             </w:r>
           </w:p>
         </w:tc>
@@ -1378,7 +1378,7 @@
               <w:jc w:val="left"/>
             </w:pPr>
             <w:r>
-              <w:t xml:space="preserve">Optional prose: decision-language guard, fallback, audit, nothing else changed</w:t>
+              <w:t xml:space="preserve">Optional prose: decision-language guard, fallback, audit, a failed provider never overwrites, labelling of who wrote it</w:t>
             </w:r>
           </w:p>
         </w:tc>
@@ -1390,7 +1390,7 @@
               <w:jc w:val="right"/>
             </w:pPr>
             <w:r>
-              <w:t xml:space="preserve">8</w:t>
+              <w:t xml:space="preserve">10</w:t>
             </w:r>
           </w:p>
         </w:tc>
@@ -1419,7 +1419,7 @@
               <w:jc w:val="left"/>
             </w:pPr>
             <w:r>
-              <w:t xml:space="preserve">Every screen’s data and template, without a server</w:t>
+              <w:t xml:space="preserve">Every screen’s data and template, without a server; plain language with codes behind Show details; original records as received</w:t>
             </w:r>
           </w:p>
         </w:tc>
@@ -1431,7 +1431,7 @@
               <w:jc w:val="right"/>
             </w:pPr>
             <w:r>
-              <w:t xml:space="preserve">17</w:t>
+              <w:t xml:space="preserve">27</w:t>
             </w:r>
           </w:p>
         </w:tc>
@@ -1460,7 +1460,7 @@
               <w:jc w:val="left"/>
             </w:pPr>
             <w:r>
-              <w:t xml:space="preserve">The HTTP layer: identity, decisions, refusals, batch, adjustments, pairing, import, close</w:t>
+              <w:t xml:space="preserve">The HTTP layer: identity, decisions, refusals, batch, adjustments, pairing, reversal, import, close</w:t>
             </w:r>
           </w:p>
         </w:tc>
@@ -1472,7 +1472,48 @@
               <w:jc w:val="right"/>
             </w:pPr>
             <w:r>
-              <w:t xml:space="preserve">13</w:t>
+              <w:t xml:space="preserve">14</w:t>
+            </w:r>
+          </w:p>
+        </w:tc>
+      </w:tr>
+      <w:tr>
+        <w:tc>
+          <w:tcPr/>
+          <w:p>
+            <w:pPr>
+              <w:pStyle w:val="Compact"/>
+              <w:jc w:val="left"/>
+            </w:pPr>
+            <w:r>
+              <w:rPr>
+                <w:rStyle w:val="VerbatimChar"/>
+              </w:rPr>
+              <w:t xml:space="preserve">test_reversal.py</w:t>
+            </w:r>
+          </w:p>
+        </w:tc>
+        <w:tc>
+          <w:tcPr/>
+          <w:p>
+            <w:pPr>
+              <w:pStyle w:val="Compact"/>
+              <w:jc w:val="left"/>
+            </w:pPr>
+            <w:r>
+              <w:t xml:space="preserve">Reversing a decision: records back to review, the decision kept, the correcting event’s references, each refusal</w:t>
+            </w:r>
+          </w:p>
+        </w:tc>
+        <w:tc>
+          <w:tcPr/>
+          <w:p>
+            <w:pPr>
+              <w:pStyle w:val="Compact"/>
+              <w:jc w:val="right"/>
+            </w:pPr>
+            <w:r>
+              <w:t xml:space="preserve">9</w:t>
             </w:r>
           </w:p>
         </w:tc>
@@ -2319,7 +2360,45 @@
               <w:jc w:val="left"/>
             </w:pPr>
             <w:r>
-              <w:t xml:space="preserve">TC-C-004, TC-C-005, TC-C-017, TC-C-032, TC-C-040, TC-C-047, TC-C-061, TC-C-064</w:t>
+              <w:t xml:space="preserve">TC-C-004, TC-C-005, TC-C-017, TC-C-032, TC-C-040, TC-C-047, TC-C-061, TC-C-064, TC-C-069</w:t>
+            </w:r>
+          </w:p>
+        </w:tc>
+      </w:tr>
+      <w:tr>
+        <w:tc>
+          <w:tcPr/>
+          <w:p>
+            <w:pPr>
+              <w:pStyle w:val="Compact"/>
+              <w:jc w:val="left"/>
+            </w:pPr>
+            <w:r>
+              <w:t xml:space="preserve">CR-19</w:t>
+            </w:r>
+          </w:p>
+        </w:tc>
+        <w:tc>
+          <w:tcPr/>
+          <w:p>
+            <w:pPr>
+              <w:pStyle w:val="Compact"/>
+              <w:jc w:val="left"/>
+            </w:pPr>
+            <w:r>
+              <w:t xml:space="preserve">A decision is reversed only by a senior who did not make it, with a comment, in an open period, never behind a live adjustment; the decision is kept and the correction references it</w:t>
+            </w:r>
+          </w:p>
+        </w:tc>
+        <w:tc>
+          <w:tcPr/>
+          <w:p>
+            <w:pPr>
+              <w:pStyle w:val="Compact"/>
+              <w:jc w:val="left"/>
+            </w:pPr>
+            <w:r>
+              <w:t xml:space="preserve">TC-C-066..070, TC-I-086..090</w:t>
             </w:r>
           </w:p>
         </w:tc>
@@ -2907,6 +2986,18 @@
               <w:rPr>
                 <w:rStyle w:val="VerbatimChar"/>
               </w:rPr>
+              <w:t xml:space="preserve">test_reversal.py</w:t>
+            </w:r>
+            <w:r>
+              <w:t xml:space="preserve">,</w:t>
+            </w:r>
+            <w:r>
+              <w:t xml:space="preserve"> </w:t>
+            </w:r>
+            <w:r>
+              <w:rPr>
+                <w:rStyle w:val="VerbatimChar"/>
+              </w:rPr>
               <w:t xml:space="preserve">test_control.py</w:t>
             </w:r>
             <w:r>
@@ -2992,7 +3083,22 @@
               <w:t xml:space="preserve">test_repositories.py</w:t>
             </w:r>
             <w:r>
-              <w:t xml:space="preserve">, every service test through BLOCKED_ATTEMPT</w:t>
+              <w:t xml:space="preserve">,</w:t>
+            </w:r>
+            <w:r>
+              <w:t xml:space="preserve"> </w:t>
+            </w:r>
+            <w:r>
+              <w:rPr>
+                <w:rStyle w:val="VerbatimChar"/>
+              </w:rPr>
+              <w:t xml:space="preserve">test_reversal.py</w:t>
+            </w:r>
+            <w:r>
+              <w:t xml:space="preserve"> </w:t>
+            </w:r>
+            <w:r>
+              <w:t xml:space="preserve">(FR-AUD-06), every service test through BLOCKED_ATTEMPT</w:t>
             </w:r>
           </w:p>
         </w:tc>
@@ -3213,7 +3319,7 @@
                 <w:bCs/>
                 <w:b/>
               </w:rPr>
-              <w:t xml:space="preserve">232 passed, 0 failed</w:t>
+              <w:t xml:space="preserve">254 passed, 0 failed</w:t>
             </w:r>
           </w:p>
         </w:tc>
@@ -3239,7 +3345,7 @@
               <w:jc w:val="left"/>
             </w:pPr>
             <w:r>
-              <w:t xml:space="preserve">About 95 seconds on a laptop; the complete-reconciliation tests take most of it</w:t>
+              <w:t xml:space="preserve">About two minutes on a laptop; the complete-reconciliation tests take most of it</w:t>
             </w:r>
           </w:p>
         </w:tc>
@@ -4005,6 +4111,196 @@
           </w:p>
         </w:tc>
       </w:tr>
+      <w:tr>
+        <w:tc>
+          <w:tcPr/>
+          <w:p>
+            <w:pPr>
+              <w:pStyle w:val="Compact"/>
+              <w:jc w:val="left"/>
+            </w:pPr>
+            <w:r>
+              <w:t xml:space="preserve">A recorded decision could not be corrected, so FR-AUD-06 was not met for reviewer decisions</w:t>
+            </w:r>
+          </w:p>
+        </w:tc>
+        <w:tc>
+          <w:tcPr/>
+          <w:p>
+            <w:pPr>
+              <w:pStyle w:val="Compact"/>
+              <w:jc w:val="left"/>
+            </w:pPr>
+            <w:r>
+              <w:t xml:space="preserve">Writing the FAQ</w:t>
+            </w:r>
+          </w:p>
+        </w:tc>
+        <w:tc>
+          <w:tcPr/>
+          <w:p>
+            <w:pPr>
+              <w:pStyle w:val="Compact"/>
+              <w:jc w:val="left"/>
+            </w:pPr>
+            <w:r>
+              <w:t xml:space="preserve">Reversal by a second, senior person (CR-19, ADR-32); TC-C-066..070, TC-I-086..090</w:t>
+            </w:r>
+          </w:p>
+        </w:tc>
+      </w:tr>
+      <w:tr>
+        <w:tc>
+          <w:tcPr/>
+          <w:p>
+            <w:pPr>
+              <w:pStyle w:val="Compact"/>
+              <w:jc w:val="left"/>
+            </w:pPr>
+            <w:r>
+              <w:t xml:space="preserve">The audit trail’s Records column showed a Python method name instead of record numbers</w:t>
+            </w:r>
+          </w:p>
+        </w:tc>
+        <w:tc>
+          <w:tcPr/>
+          <w:p>
+            <w:pPr>
+              <w:pStyle w:val="Compact"/>
+              <w:jc w:val="left"/>
+            </w:pPr>
+            <w:r>
+              <w:t xml:space="preserve">Rendering the screen for review</w:t>
+            </w:r>
+          </w:p>
+        </w:tc>
+        <w:tc>
+          <w:tcPr/>
+          <w:p>
+            <w:pPr>
+              <w:pStyle w:val="Compact"/>
+              <w:jc w:val="left"/>
+            </w:pPr>
+            <w:r>
+              <w:t xml:space="preserve">The view’s key no longer collides with a dictionary method; TC-I-082</w:t>
+            </w:r>
+          </w:p>
+        </w:tc>
+      </w:tr>
+      <w:tr>
+        <w:tc>
+          <w:tcPr/>
+          <w:p>
+            <w:pPr>
+              <w:pStyle w:val="Compact"/>
+              <w:jc w:val="left"/>
+            </w:pPr>
+            <w:r>
+              <w:t xml:space="preserve">Items clearing last month’s open items were described as agreeing on amount, date and reference</w:t>
+            </w:r>
+          </w:p>
+        </w:tc>
+        <w:tc>
+          <w:tcPr/>
+          <w:p>
+            <w:pPr>
+              <w:pStyle w:val="Compact"/>
+              <w:jc w:val="left"/>
+            </w:pPr>
+            <w:r>
+              <w:t xml:space="preserve">Reading the evidence wording against the rule</w:t>
+            </w:r>
+          </w:p>
+        </w:tc>
+        <w:tc>
+          <w:tcPr/>
+          <w:p>
+            <w:pPr>
+              <w:pStyle w:val="Compact"/>
+              <w:jc w:val="left"/>
+            </w:pPr>
+            <w:r>
+              <w:t xml:space="preserve">Exact-match wording only for the exact rule; TC-I-081</w:t>
+            </w:r>
+          </w:p>
+        </w:tc>
+      </w:tr>
+      <w:tr>
+        <w:tc>
+          <w:tcPr/>
+          <w:p>
+            <w:pPr>
+              <w:pStyle w:val="Compact"/>
+              <w:jc w:val="left"/>
+            </w:pPr>
+            <w:r>
+              <w:t xml:space="preserve">A provider that did not answer replaced a stored summary and was reported as rejected text; offline text was labelled as written by AI</w:t>
+            </w:r>
+          </w:p>
+        </w:tc>
+        <w:tc>
+          <w:tcPr/>
+          <w:p>
+            <w:pPr>
+              <w:pStyle w:val="Compact"/>
+              <w:jc w:val="left"/>
+            </w:pPr>
+            <w:r>
+              <w:t xml:space="preserve">Reviewing a live provider failure</w:t>
+            </w:r>
+          </w:p>
+        </w:tc>
+        <w:tc>
+          <w:tcPr/>
+          <w:p>
+            <w:pPr>
+              <w:pStyle w:val="Compact"/>
+              <w:jc w:val="left"/>
+            </w:pPr>
+            <w:r>
+              <w:t xml:space="preserve">A failed call stores nothing; the summary’s author is shown; TC-I-084, TC-I-085</w:t>
+            </w:r>
+          </w:p>
+        </w:tc>
+      </w:tr>
+      <w:tr>
+        <w:tc>
+          <w:tcPr/>
+          <w:p>
+            <w:pPr>
+              <w:pStyle w:val="Compact"/>
+              <w:jc w:val="left"/>
+            </w:pPr>
+            <w:r>
+              <w:t xml:space="preserve">Two tests shared the IDs TC-I-074 and TC-I-075</w:t>
+            </w:r>
+          </w:p>
+        </w:tc>
+        <w:tc>
+          <w:tcPr/>
+          <w:p>
+            <w:pPr>
+              <w:pStyle w:val="Compact"/>
+              <w:jc w:val="left"/>
+            </w:pPr>
+            <w:r>
+              <w:t xml:space="preserve">ID check before release</w:t>
+            </w:r>
+          </w:p>
+        </w:tc>
+        <w:tc>
+          <w:tcPr/>
+          <w:p>
+            <w:pPr>
+              <w:pStyle w:val="Compact"/>
+              <w:jc w:val="left"/>
+            </w:pPr>
+            <w:r>
+              <w:t xml:space="preserve">Renumbered TC-I-084 and TC-I-085; IDs are unique</w:t>
+            </w:r>
+          </w:p>
+        </w:tc>
+      </w:tr>
     </w:tbl>
     <w:bookmarkEnd w:id="28"/>
     <w:bookmarkStart w:id="29" w:name="not-covered-and-why"/>
@@ -4181,7 +4477,7 @@
               <w:jc w:val="left"/>
             </w:pPr>
             <w:r>
-              <w:t xml:space="preserve">Measured in timed review sessions and reported in DOC-07 (DD-04); the suite checks that timings are recorded and attributed (TC-I-015, TC-I-076)</w:t>
+              <w:t xml:space="preserve">Not measured: no timed review by two people has been run (DOC-07 section 7, DD-04). The suite checks that timings are recorded and attributed (TC-I-015, TC-I-076)</w:t>
             </w:r>
           </w:p>
         </w:tc>
@@ -4883,7 +5179,7 @@
     <w:basedOn w:val="BodyTextChar"/>
     <w:rPr>
       <w:rFonts w:ascii="Consolas" w:hAnsi="Consolas"/>
-      <w:sz w:val="22"/>
+      <w:sz w:val="17"/>
     </w:rPr>
   </w:style>
   <w:style w:customStyle="1" w:styleId="SectionNumber" w:type="character">
@@ -4929,6 +5225,9 @@
     <w:pPr>
       <w:wordWrap w:val="off"/>
     </w:pPr>
+    <w:rPr>
+      <w:sz w:val="17"/>
+    </w:rPr>
   </w:style>
   <w:style w:customStyle="1" w:styleId="KeywordTok" w:type="character">
     <w:name w:val="KeywordTok"/>
